--- a/custom-reference.docx
+++ b/custom-reference.docx
@@ -1173,7 +1173,7 @@
     <w:basedOn w:val="TextBody"/>
     <w:qFormat/>
     <w:pPr>
-      <w:spacing w:before="36" w:after="36"/>
+      <w:spacing w:lineRule="auto" w:line="240" w:before="36" w:after="36"/>
     </w:pPr>
     <w:rPr/>
   </w:style>
